--- a/jobsheet8/JOBSHEET 8.docx
+++ b/jobsheet8/JOBSHEET 8.docx
@@ -305,8 +305,343 @@
         </w:numPr>
       </w:pPr>
       <w:r>
-        <w:t>Akibatnya kolom atau setiap baris berisi 6 bintang atau N + 1 bintang, karena</w:t>
-      </w:r>
+        <w:t>Akibatnya setiap baris berisi 6 bintang atau N + 1 bintang, karena</w:t>
+      </w:r>
+      <w:r>
+        <w:t xml:space="preserve"> perulangan di mulai dari 0 jadi kalua n = 5 maka {0,1,2,3,4,5} -&gt; ada 6 jumlahnya.</w:t>
+      </w:r>
+    </w:p>
+    <w:p>
+      <w:pPr>
+        <w:pStyle w:val="ListParagraph"/>
+        <w:numPr>
+          <w:ilvl w:val="0"/>
+          <w:numId w:val="12"/>
+        </w:numPr>
+      </w:pPr>
+      <w:r>
+        <w:lastRenderedPageBreak/>
+        <w:t xml:space="preserve">Kalau yang luar itu untuk perulangan baris dan yang dalam untuk perulangan kolom. </w:t>
+      </w:r>
+    </w:p>
+    <w:p>
+      <w:pPr>
+        <w:pStyle w:val="ListParagraph"/>
+        <w:numPr>
+          <w:ilvl w:val="0"/>
+          <w:numId w:val="12"/>
+        </w:numPr>
+      </w:pPr>
+      <w:r>
+        <w:t>Println artinya membuat “enter” baru, kalua dihilngkan jadinya begini:</w:t>
+      </w:r>
+      <w:r>
+        <w:br/>
+        <w:t>missal n = 3</w:t>
+      </w:r>
+    </w:p>
+    <w:p>
+      <w:pPr>
+        <w:pStyle w:val="ListParagraph"/>
+        <w:ind w:left="1080"/>
+      </w:pPr>
+      <w:r>
+        <w:t>*********</w:t>
+      </w:r>
+    </w:p>
+    <w:p>
+      <w:pPr>
+        <w:pStyle w:val="ListParagraph"/>
+        <w:ind w:left="1080"/>
+      </w:pPr>
+      <w:r>
+        <w:t>Kalua ditambah println maka ada enter yang terbuat dari tiap perulangan:</w:t>
+      </w:r>
+    </w:p>
+    <w:p>
+      <w:pPr>
+        <w:pStyle w:val="ListParagraph"/>
+        <w:ind w:left="1080"/>
+      </w:pPr>
+      <w:r>
+        <w:t>***</w:t>
+      </w:r>
+    </w:p>
+    <w:p>
+      <w:pPr>
+        <w:pStyle w:val="ListParagraph"/>
+        <w:ind w:left="1080"/>
+      </w:pPr>
+      <w:r>
+        <w:t>***</w:t>
+      </w:r>
+    </w:p>
+    <w:p>
+      <w:pPr>
+        <w:pStyle w:val="ListParagraph"/>
+        <w:ind w:left="1080"/>
+      </w:pPr>
+      <w:r>
+        <w:t>***</w:t>
+      </w:r>
+    </w:p>
+    <w:p>
+      <w:pPr>
+        <w:pStyle w:val="ListParagraph"/>
+        <w:numPr>
+          <w:ilvl w:val="0"/>
+          <w:numId w:val="6"/>
+        </w:numPr>
+      </w:pPr>
+      <w:r>
+        <w:t>Pertanyaan percobaan 3:</w:t>
+      </w:r>
+    </w:p>
+    <w:p>
+      <w:pPr>
+        <w:pStyle w:val="ListParagraph"/>
+      </w:pPr>
+      <w:r>
+        <w:t>1. Perhatikan, apakah output yang dihasilkan dengan nilai n = 5 sesuai dengan tampilan berikut</w:t>
+      </w:r>
+      <w:r>
+        <w:t>?</w:t>
+      </w:r>
+    </w:p>
+    <w:p>
+      <w:pPr>
+        <w:pStyle w:val="ListParagraph"/>
+      </w:pPr>
+      <w:r>
+        <w:t xml:space="preserve">2. Jika tidak sesuai, bagian mana saja yang harus diperbaiki/ditambahkan? Jelaskan setiap bagian yang perlu diperbaiki/ditambahkan. </w:t>
+      </w:r>
+    </w:p>
+    <w:p>
+      <w:pPr>
+        <w:pStyle w:val="ListParagraph"/>
+      </w:pPr>
+      <w:r>
+        <w:t>3. Jelaskan peran masing-masing variabel i dan j dalam program ini. Mengapa j di-set ulang ke 0 di awal setiap iterasi outer loop? Apa yang akan terjadi jika j tidak di-reset?</w:t>
+      </w:r>
+    </w:p>
+    <w:p>
+      <w:pPr>
+        <w:pStyle w:val="ListParagraph"/>
+      </w:pPr>
+    </w:p>
+    <w:p>
+      <w:pPr>
+        <w:pStyle w:val="ListParagraph"/>
+        <w:jc w:val="center"/>
+      </w:pPr>
+      <w:r>
+        <w:t>JAWABAN</w:t>
+      </w:r>
+    </w:p>
+    <w:p>
+      <w:pPr>
+        <w:pStyle w:val="ListParagraph"/>
+        <w:numPr>
+          <w:ilvl w:val="0"/>
+          <w:numId w:val="13"/>
+        </w:numPr>
+      </w:pPr>
+      <w:r>
+        <w:t>Tidak</w:t>
+      </w:r>
+    </w:p>
+    <w:p>
+      <w:pPr>
+        <w:pStyle w:val="ListParagraph"/>
+        <w:numPr>
+          <w:ilvl w:val="0"/>
+          <w:numId w:val="13"/>
+        </w:numPr>
+      </w:pPr>
+      <w:r>
+        <w:t>Println, setelah inner loop agar ada enter setelah menyelesaikan inner loop.</w:t>
+      </w:r>
+    </w:p>
+    <w:p>
+      <w:pPr>
+        <w:pStyle w:val="ListParagraph"/>
+        <w:numPr>
+          <w:ilvl w:val="0"/>
+          <w:numId w:val="13"/>
+        </w:numPr>
+      </w:pPr>
+      <w:r>
+        <w:t xml:space="preserve"> n= untuk mengambil input user dan assign ke var n</w:t>
+      </w:r>
+    </w:p>
+    <w:p>
+      <w:pPr>
+        <w:pStyle w:val="ListParagraph"/>
+        <w:ind w:left="1080"/>
+      </w:pPr>
+      <w:r>
+        <w:t>I sebagai pengendali baris segitiga yang menyesuaikan nilai n (i&lt;=n)</w:t>
+      </w:r>
+    </w:p>
+    <w:p>
+      <w:pPr>
+        <w:pStyle w:val="ListParagraph"/>
+        <w:ind w:left="1080"/>
+      </w:pPr>
+      <w:r>
+        <w:t>J sebagai pengendali seberapa banyak Bintang yang ada dalam setiap baris bergantung pada nilai I (j &lt;= i). setiap perulangan j di reset ke 0 agar nilainya tetap dihitung dari 0 kalau tidak missal nilai n = 3 pada perulangan ke 2 j hanya menunjukkan 1 bintang di perulangan 2.</w:t>
+      </w:r>
+    </w:p>
+    <w:p/>
+    <w:p/>
+    <w:p>
+      <w:pPr>
+        <w:pStyle w:val="ListParagraph"/>
+        <w:numPr>
+          <w:ilvl w:val="0"/>
+          <w:numId w:val="6"/>
+        </w:numPr>
+      </w:pPr>
+      <w:r>
+        <w:t>Pertanyaan percobaan 4:</w:t>
+      </w:r>
+    </w:p>
+    <w:p>
+      <w:pPr>
+        <w:pStyle w:val="ListParagraph"/>
+      </w:pPr>
+      <w:r>
+        <w:t xml:space="preserve">1. Jelaskan apa yang terjadi pada variabel totalNilai di setiap iterasi outer loop dan mengapa inisialisasinya (total = 0) berada di dalam outer loop, bukan di luar. 2. Modifikasi program di atas, sehingga dapat mencari kelompok dengan rata-rata nilai tertinggi dan tampilkan nomor kelompok tersebut. </w:t>
+      </w:r>
+    </w:p>
+    <w:p>
+      <w:pPr>
+        <w:pStyle w:val="ListParagraph"/>
+        <w:numPr>
+          <w:ilvl w:val="0"/>
+          <w:numId w:val="13"/>
+        </w:numPr>
+      </w:pPr>
+      <w:r>
+        <w:t>Commit dan push hasil modifikasi Anda ke Github dengan pesan “Modifikasi Percobaan 4”</w:t>
+      </w:r>
+    </w:p>
+    <w:p/>
+    <w:p>
+      <w:pPr>
+        <w:jc w:val="center"/>
+      </w:pPr>
+      <w:r>
+        <w:t>JAWABAN:</w:t>
+      </w:r>
+    </w:p>
+    <w:p>
+      <w:pPr>
+        <w:pStyle w:val="NormalWeb"/>
+        <w:numPr>
+          <w:ilvl w:val="0"/>
+          <w:numId w:val="15"/>
+        </w:numPr>
+        <w:rPr>
+          <w:rFonts w:asciiTheme="minorHAnsi" w:hAnsiTheme="minorHAnsi"/>
+        </w:rPr>
+      </w:pPr>
+      <w:r>
+        <w:rPr>
+          <w:rFonts w:asciiTheme="minorHAnsi" w:hAnsiTheme="minorHAnsi"/>
+        </w:rPr>
+        <w:lastRenderedPageBreak/>
+        <w:t xml:space="preserve">Variabel </w:t>
+      </w:r>
+      <w:r>
+        <w:rPr>
+          <w:rStyle w:val="HTMLCode"/>
+          <w:rFonts w:asciiTheme="minorHAnsi" w:eastAsiaTheme="majorEastAsia" w:hAnsiTheme="minorHAnsi"/>
+        </w:rPr>
+        <w:t>totalNilai</w:t>
+      </w:r>
+      <w:r>
+        <w:rPr>
+          <w:rFonts w:asciiTheme="minorHAnsi" w:hAnsiTheme="minorHAnsi"/>
+        </w:rPr>
+        <w:t xml:space="preserve"> digunakan untuk </w:t>
+      </w:r>
+      <w:r>
+        <w:rPr>
+          <w:rStyle w:val="Strong"/>
+          <w:rFonts w:asciiTheme="minorHAnsi" w:eastAsiaTheme="majorEastAsia" w:hAnsiTheme="minorHAnsi"/>
+        </w:rPr>
+        <w:t>menyimpan jumlah nilai dari 5 penilai</w:t>
+      </w:r>
+      <w:r>
+        <w:rPr>
+          <w:rFonts w:asciiTheme="minorHAnsi" w:hAnsiTheme="minorHAnsi"/>
+        </w:rPr>
+        <w:t xml:space="preserve"> tiap kelompok.</w:t>
+      </w:r>
+    </w:p>
+    <w:p>
+      <w:pPr>
+        <w:pStyle w:val="NormalWeb"/>
+        <w:ind w:left="1080"/>
+        <w:rPr>
+          <w:rFonts w:asciiTheme="minorHAnsi" w:hAnsiTheme="minorHAnsi"/>
+        </w:rPr>
+      </w:pPr>
+      <w:r>
+        <w:rPr>
+          <w:rFonts w:asciiTheme="minorHAnsi" w:hAnsiTheme="minorHAnsi"/>
+        </w:rPr>
+        <w:t xml:space="preserve">Diletakkan </w:t>
+      </w:r>
+      <w:r>
+        <w:rPr>
+          <w:rStyle w:val="Strong"/>
+          <w:rFonts w:asciiTheme="minorHAnsi" w:eastAsiaTheme="majorEastAsia" w:hAnsiTheme="minorHAnsi"/>
+        </w:rPr>
+        <w:t>di dalam outer loop</w:t>
+      </w:r>
+      <w:r>
+        <w:rPr>
+          <w:rFonts w:asciiTheme="minorHAnsi" w:hAnsiTheme="minorHAnsi"/>
+        </w:rPr>
+        <w:t xml:space="preserve"> agar nilainya di-reset ke 0 setiap kali perhitungan kelompok baru dimulai.</w:t>
+      </w:r>
+      <w:r>
+        <w:rPr>
+          <w:rFonts w:asciiTheme="minorHAnsi" w:hAnsiTheme="minorHAnsi"/>
+        </w:rPr>
+        <w:br/>
+        <w:t xml:space="preserve">Jika diletakkan di luar loop, maka nilainya akan terus bertambah dari kelompok sebelumnya dan hasil rata-rata menjadi </w:t>
+      </w:r>
+      <w:r>
+        <w:rPr>
+          <w:rStyle w:val="Strong"/>
+          <w:rFonts w:asciiTheme="minorHAnsi" w:eastAsiaTheme="majorEastAsia" w:hAnsiTheme="minorHAnsi"/>
+        </w:rPr>
+        <w:t>salah</w:t>
+      </w:r>
+      <w:r>
+        <w:rPr>
+          <w:rFonts w:asciiTheme="minorHAnsi" w:hAnsiTheme="minorHAnsi"/>
+        </w:rPr>
+        <w:t>.</w:t>
+      </w:r>
+    </w:p>
+    <w:p>
+      <w:pPr>
+        <w:ind w:left="720"/>
+      </w:pPr>
+    </w:p>
+    <w:p>
+      <w:r>
+        <w:br w:type="page"/>
+      </w:r>
+    </w:p>
+    <w:p>
+      <w:pPr>
+        <w:ind w:left="720"/>
+      </w:pPr>
     </w:p>
     <w:sectPr>
       <w:pgSz w:w="11906" w:h="16838"/>
@@ -1122,6 +1457,184 @@
     </w:lvl>
   </w:abstractNum>
   <w:abstractNum w:abstractNumId="9" w15:restartNumberingAfterBreak="0">
+    <w:nsid w:val="56C03CF8"/>
+    <w:multiLevelType w:val="hybridMultilevel"/>
+    <w:tmpl w:val="A472134E"/>
+    <w:lvl w:ilvl="0" w:tplc="033209F0">
+      <w:start w:val="1"/>
+      <w:numFmt w:val="decimal"/>
+      <w:lvlText w:val="%1."/>
+      <w:lvlJc w:val="left"/>
+      <w:pPr>
+        <w:ind w:left="1080" w:hanging="360"/>
+      </w:pPr>
+      <w:rPr>
+        <w:rFonts w:hint="default"/>
+      </w:rPr>
+    </w:lvl>
+    <w:lvl w:ilvl="1" w:tplc="38090019" w:tentative="1">
+      <w:start w:val="1"/>
+      <w:numFmt w:val="lowerLetter"/>
+      <w:lvlText w:val="%2."/>
+      <w:lvlJc w:val="left"/>
+      <w:pPr>
+        <w:ind w:left="1800" w:hanging="360"/>
+      </w:pPr>
+    </w:lvl>
+    <w:lvl w:ilvl="2" w:tplc="3809001B" w:tentative="1">
+      <w:start w:val="1"/>
+      <w:numFmt w:val="lowerRoman"/>
+      <w:lvlText w:val="%3."/>
+      <w:lvlJc w:val="right"/>
+      <w:pPr>
+        <w:ind w:left="2520" w:hanging="180"/>
+      </w:pPr>
+    </w:lvl>
+    <w:lvl w:ilvl="3" w:tplc="3809000F" w:tentative="1">
+      <w:start w:val="1"/>
+      <w:numFmt w:val="decimal"/>
+      <w:lvlText w:val="%4."/>
+      <w:lvlJc w:val="left"/>
+      <w:pPr>
+        <w:ind w:left="3240" w:hanging="360"/>
+      </w:pPr>
+    </w:lvl>
+    <w:lvl w:ilvl="4" w:tplc="38090019" w:tentative="1">
+      <w:start w:val="1"/>
+      <w:numFmt w:val="lowerLetter"/>
+      <w:lvlText w:val="%5."/>
+      <w:lvlJc w:val="left"/>
+      <w:pPr>
+        <w:ind w:left="3960" w:hanging="360"/>
+      </w:pPr>
+    </w:lvl>
+    <w:lvl w:ilvl="5" w:tplc="3809001B" w:tentative="1">
+      <w:start w:val="1"/>
+      <w:numFmt w:val="lowerRoman"/>
+      <w:lvlText w:val="%6."/>
+      <w:lvlJc w:val="right"/>
+      <w:pPr>
+        <w:ind w:left="4680" w:hanging="180"/>
+      </w:pPr>
+    </w:lvl>
+    <w:lvl w:ilvl="6" w:tplc="3809000F" w:tentative="1">
+      <w:start w:val="1"/>
+      <w:numFmt w:val="decimal"/>
+      <w:lvlText w:val="%7."/>
+      <w:lvlJc w:val="left"/>
+      <w:pPr>
+        <w:ind w:left="5400" w:hanging="360"/>
+      </w:pPr>
+    </w:lvl>
+    <w:lvl w:ilvl="7" w:tplc="38090019" w:tentative="1">
+      <w:start w:val="1"/>
+      <w:numFmt w:val="lowerLetter"/>
+      <w:lvlText w:val="%8."/>
+      <w:lvlJc w:val="left"/>
+      <w:pPr>
+        <w:ind w:left="6120" w:hanging="360"/>
+      </w:pPr>
+    </w:lvl>
+    <w:lvl w:ilvl="8" w:tplc="3809001B" w:tentative="1">
+      <w:start w:val="1"/>
+      <w:numFmt w:val="lowerRoman"/>
+      <w:lvlText w:val="%9."/>
+      <w:lvlJc w:val="right"/>
+      <w:pPr>
+        <w:ind w:left="6840" w:hanging="180"/>
+      </w:pPr>
+    </w:lvl>
+  </w:abstractNum>
+  <w:abstractNum w:abstractNumId="10" w15:restartNumberingAfterBreak="0">
+    <w:nsid w:val="68183381"/>
+    <w:multiLevelType w:val="hybridMultilevel"/>
+    <w:tmpl w:val="FD62204C"/>
+    <w:lvl w:ilvl="0" w:tplc="7360CDCE">
+      <w:start w:val="1"/>
+      <w:numFmt w:val="decimal"/>
+      <w:lvlText w:val="%1."/>
+      <w:lvlJc w:val="left"/>
+      <w:pPr>
+        <w:ind w:left="1080" w:hanging="360"/>
+      </w:pPr>
+      <w:rPr>
+        <w:rFonts w:hint="default"/>
+      </w:rPr>
+    </w:lvl>
+    <w:lvl w:ilvl="1" w:tplc="38090019" w:tentative="1">
+      <w:start w:val="1"/>
+      <w:numFmt w:val="lowerLetter"/>
+      <w:lvlText w:val="%2."/>
+      <w:lvlJc w:val="left"/>
+      <w:pPr>
+        <w:ind w:left="1800" w:hanging="360"/>
+      </w:pPr>
+    </w:lvl>
+    <w:lvl w:ilvl="2" w:tplc="3809001B" w:tentative="1">
+      <w:start w:val="1"/>
+      <w:numFmt w:val="lowerRoman"/>
+      <w:lvlText w:val="%3."/>
+      <w:lvlJc w:val="right"/>
+      <w:pPr>
+        <w:ind w:left="2520" w:hanging="180"/>
+      </w:pPr>
+    </w:lvl>
+    <w:lvl w:ilvl="3" w:tplc="3809000F" w:tentative="1">
+      <w:start w:val="1"/>
+      <w:numFmt w:val="decimal"/>
+      <w:lvlText w:val="%4."/>
+      <w:lvlJc w:val="left"/>
+      <w:pPr>
+        <w:ind w:left="3240" w:hanging="360"/>
+      </w:pPr>
+    </w:lvl>
+    <w:lvl w:ilvl="4" w:tplc="38090019" w:tentative="1">
+      <w:start w:val="1"/>
+      <w:numFmt w:val="lowerLetter"/>
+      <w:lvlText w:val="%5."/>
+      <w:lvlJc w:val="left"/>
+      <w:pPr>
+        <w:ind w:left="3960" w:hanging="360"/>
+      </w:pPr>
+    </w:lvl>
+    <w:lvl w:ilvl="5" w:tplc="3809001B" w:tentative="1">
+      <w:start w:val="1"/>
+      <w:numFmt w:val="lowerRoman"/>
+      <w:lvlText w:val="%6."/>
+      <w:lvlJc w:val="right"/>
+      <w:pPr>
+        <w:ind w:left="4680" w:hanging="180"/>
+      </w:pPr>
+    </w:lvl>
+    <w:lvl w:ilvl="6" w:tplc="3809000F" w:tentative="1">
+      <w:start w:val="1"/>
+      <w:numFmt w:val="decimal"/>
+      <w:lvlText w:val="%7."/>
+      <w:lvlJc w:val="left"/>
+      <w:pPr>
+        <w:ind w:left="5400" w:hanging="360"/>
+      </w:pPr>
+    </w:lvl>
+    <w:lvl w:ilvl="7" w:tplc="38090019" w:tentative="1">
+      <w:start w:val="1"/>
+      <w:numFmt w:val="lowerLetter"/>
+      <w:lvlText w:val="%8."/>
+      <w:lvlJc w:val="left"/>
+      <w:pPr>
+        <w:ind w:left="6120" w:hanging="360"/>
+      </w:pPr>
+    </w:lvl>
+    <w:lvl w:ilvl="8" w:tplc="3809001B" w:tentative="1">
+      <w:start w:val="1"/>
+      <w:numFmt w:val="lowerRoman"/>
+      <w:lvlText w:val="%9."/>
+      <w:lvlJc w:val="right"/>
+      <w:pPr>
+        <w:ind w:left="6840" w:hanging="180"/>
+      </w:pPr>
+    </w:lvl>
+  </w:abstractNum>
+  <w:abstractNum w:abstractNumId="11" w15:restartNumberingAfterBreak="0">
     <w:nsid w:val="69C044E1"/>
     <w:multiLevelType w:val="hybridMultilevel"/>
     <w:tmpl w:val="21E23966"/>
@@ -1210,7 +1723,7 @@
       </w:pPr>
     </w:lvl>
   </w:abstractNum>
-  <w:abstractNum w:abstractNumId="10" w15:restartNumberingAfterBreak="0">
+  <w:abstractNum w:abstractNumId="12" w15:restartNumberingAfterBreak="0">
     <w:nsid w:val="6EBD09F1"/>
     <w:multiLevelType w:val="hybridMultilevel"/>
     <w:tmpl w:val="BA722858"/>
@@ -1299,7 +1812,7 @@
       </w:pPr>
     </w:lvl>
   </w:abstractNum>
-  <w:abstractNum w:abstractNumId="11" w15:restartNumberingAfterBreak="0">
+  <w:abstractNum w:abstractNumId="13" w15:restartNumberingAfterBreak="0">
     <w:nsid w:val="72C7154A"/>
     <w:multiLevelType w:val="hybridMultilevel"/>
     <w:tmpl w:val="DC404556"/>
@@ -1388,8 +1901,246 @@
       </w:pPr>
     </w:lvl>
   </w:abstractNum>
+  <w:abstractNum w:abstractNumId="14" w15:restartNumberingAfterBreak="0">
+    <w:nsid w:val="77596147"/>
+    <w:multiLevelType w:val="hybridMultilevel"/>
+    <w:tmpl w:val="EEC8FF16"/>
+    <w:lvl w:ilvl="0" w:tplc="3809000F">
+      <w:start w:val="1"/>
+      <w:numFmt w:val="decimal"/>
+      <w:lvlText w:val="%1."/>
+      <w:lvlJc w:val="left"/>
+      <w:pPr>
+        <w:ind w:left="720" w:hanging="360"/>
+      </w:pPr>
+      <w:rPr>
+        <w:rFonts w:hint="default"/>
+      </w:rPr>
+    </w:lvl>
+    <w:lvl w:ilvl="1" w:tplc="38090019" w:tentative="1">
+      <w:start w:val="1"/>
+      <w:numFmt w:val="lowerLetter"/>
+      <w:lvlText w:val="%2."/>
+      <w:lvlJc w:val="left"/>
+      <w:pPr>
+        <w:ind w:left="1440" w:hanging="360"/>
+      </w:pPr>
+    </w:lvl>
+    <w:lvl w:ilvl="2" w:tplc="3809001B" w:tentative="1">
+      <w:start w:val="1"/>
+      <w:numFmt w:val="lowerRoman"/>
+      <w:lvlText w:val="%3."/>
+      <w:lvlJc w:val="right"/>
+      <w:pPr>
+        <w:ind w:left="2160" w:hanging="180"/>
+      </w:pPr>
+    </w:lvl>
+    <w:lvl w:ilvl="3" w:tplc="3809000F" w:tentative="1">
+      <w:start w:val="1"/>
+      <w:numFmt w:val="decimal"/>
+      <w:lvlText w:val="%4."/>
+      <w:lvlJc w:val="left"/>
+      <w:pPr>
+        <w:ind w:left="2880" w:hanging="360"/>
+      </w:pPr>
+    </w:lvl>
+    <w:lvl w:ilvl="4" w:tplc="38090019" w:tentative="1">
+      <w:start w:val="1"/>
+      <w:numFmt w:val="lowerLetter"/>
+      <w:lvlText w:val="%5."/>
+      <w:lvlJc w:val="left"/>
+      <w:pPr>
+        <w:ind w:left="3600" w:hanging="360"/>
+      </w:pPr>
+    </w:lvl>
+    <w:lvl w:ilvl="5" w:tplc="3809001B" w:tentative="1">
+      <w:start w:val="1"/>
+      <w:numFmt w:val="lowerRoman"/>
+      <w:lvlText w:val="%6."/>
+      <w:lvlJc w:val="right"/>
+      <w:pPr>
+        <w:ind w:left="4320" w:hanging="180"/>
+      </w:pPr>
+    </w:lvl>
+    <w:lvl w:ilvl="6" w:tplc="3809000F" w:tentative="1">
+      <w:start w:val="1"/>
+      <w:numFmt w:val="decimal"/>
+      <w:lvlText w:val="%7."/>
+      <w:lvlJc w:val="left"/>
+      <w:pPr>
+        <w:ind w:left="5040" w:hanging="360"/>
+      </w:pPr>
+    </w:lvl>
+    <w:lvl w:ilvl="7" w:tplc="38090019" w:tentative="1">
+      <w:start w:val="1"/>
+      <w:numFmt w:val="lowerLetter"/>
+      <w:lvlText w:val="%8."/>
+      <w:lvlJc w:val="left"/>
+      <w:pPr>
+        <w:ind w:left="5760" w:hanging="360"/>
+      </w:pPr>
+    </w:lvl>
+    <w:lvl w:ilvl="8" w:tplc="3809001B" w:tentative="1">
+      <w:start w:val="1"/>
+      <w:numFmt w:val="lowerRoman"/>
+      <w:lvlText w:val="%9."/>
+      <w:lvlJc w:val="right"/>
+      <w:pPr>
+        <w:ind w:left="6480" w:hanging="180"/>
+      </w:pPr>
+    </w:lvl>
+  </w:abstractNum>
+  <w:abstractNum w:abstractNumId="15" w15:restartNumberingAfterBreak="0">
+    <w:nsid w:val="7C6B669C"/>
+    <w:multiLevelType w:val="multilevel"/>
+    <w:tmpl w:val="87843E36"/>
+    <w:lvl w:ilvl="0">
+      <w:start w:val="1"/>
+      <w:numFmt w:val="bullet"/>
+      <w:lvlText w:val=""/>
+      <w:lvlJc w:val="left"/>
+      <w:pPr>
+        <w:tabs>
+          <w:tab w:val="num" w:pos="720"/>
+        </w:tabs>
+        <w:ind w:left="720" w:hanging="360"/>
+      </w:pPr>
+      <w:rPr>
+        <w:rFonts w:ascii="Symbol" w:hAnsi="Symbol" w:hint="default"/>
+        <w:sz w:val="20"/>
+      </w:rPr>
+    </w:lvl>
+    <w:lvl w:ilvl="1" w:tentative="1">
+      <w:start w:val="1"/>
+      <w:numFmt w:val="bullet"/>
+      <w:lvlText w:val="o"/>
+      <w:lvlJc w:val="left"/>
+      <w:pPr>
+        <w:tabs>
+          <w:tab w:val="num" w:pos="1440"/>
+        </w:tabs>
+        <w:ind w:left="1440" w:hanging="360"/>
+      </w:pPr>
+      <w:rPr>
+        <w:rFonts w:ascii="Courier New" w:hAnsi="Courier New" w:hint="default"/>
+        <w:sz w:val="20"/>
+      </w:rPr>
+    </w:lvl>
+    <w:lvl w:ilvl="2" w:tentative="1">
+      <w:start w:val="1"/>
+      <w:numFmt w:val="bullet"/>
+      <w:lvlText w:val=""/>
+      <w:lvlJc w:val="left"/>
+      <w:pPr>
+        <w:tabs>
+          <w:tab w:val="num" w:pos="2160"/>
+        </w:tabs>
+        <w:ind w:left="2160" w:hanging="360"/>
+      </w:pPr>
+      <w:rPr>
+        <w:rFonts w:ascii="Wingdings" w:hAnsi="Wingdings" w:hint="default"/>
+        <w:sz w:val="20"/>
+      </w:rPr>
+    </w:lvl>
+    <w:lvl w:ilvl="3" w:tentative="1">
+      <w:start w:val="1"/>
+      <w:numFmt w:val="bullet"/>
+      <w:lvlText w:val=""/>
+      <w:lvlJc w:val="left"/>
+      <w:pPr>
+        <w:tabs>
+          <w:tab w:val="num" w:pos="2880"/>
+        </w:tabs>
+        <w:ind w:left="2880" w:hanging="360"/>
+      </w:pPr>
+      <w:rPr>
+        <w:rFonts w:ascii="Wingdings" w:hAnsi="Wingdings" w:hint="default"/>
+        <w:sz w:val="20"/>
+      </w:rPr>
+    </w:lvl>
+    <w:lvl w:ilvl="4" w:tentative="1">
+      <w:start w:val="1"/>
+      <w:numFmt w:val="bullet"/>
+      <w:lvlText w:val=""/>
+      <w:lvlJc w:val="left"/>
+      <w:pPr>
+        <w:tabs>
+          <w:tab w:val="num" w:pos="3600"/>
+        </w:tabs>
+        <w:ind w:left="3600" w:hanging="360"/>
+      </w:pPr>
+      <w:rPr>
+        <w:rFonts w:ascii="Wingdings" w:hAnsi="Wingdings" w:hint="default"/>
+        <w:sz w:val="20"/>
+      </w:rPr>
+    </w:lvl>
+    <w:lvl w:ilvl="5" w:tentative="1">
+      <w:start w:val="1"/>
+      <w:numFmt w:val="bullet"/>
+      <w:lvlText w:val=""/>
+      <w:lvlJc w:val="left"/>
+      <w:pPr>
+        <w:tabs>
+          <w:tab w:val="num" w:pos="4320"/>
+        </w:tabs>
+        <w:ind w:left="4320" w:hanging="360"/>
+      </w:pPr>
+      <w:rPr>
+        <w:rFonts w:ascii="Wingdings" w:hAnsi="Wingdings" w:hint="default"/>
+        <w:sz w:val="20"/>
+      </w:rPr>
+    </w:lvl>
+    <w:lvl w:ilvl="6" w:tentative="1">
+      <w:start w:val="1"/>
+      <w:numFmt w:val="bullet"/>
+      <w:lvlText w:val=""/>
+      <w:lvlJc w:val="left"/>
+      <w:pPr>
+        <w:tabs>
+          <w:tab w:val="num" w:pos="5040"/>
+        </w:tabs>
+        <w:ind w:left="5040" w:hanging="360"/>
+      </w:pPr>
+      <w:rPr>
+        <w:rFonts w:ascii="Wingdings" w:hAnsi="Wingdings" w:hint="default"/>
+        <w:sz w:val="20"/>
+      </w:rPr>
+    </w:lvl>
+    <w:lvl w:ilvl="7" w:tentative="1">
+      <w:start w:val="1"/>
+      <w:numFmt w:val="bullet"/>
+      <w:lvlText w:val=""/>
+      <w:lvlJc w:val="left"/>
+      <w:pPr>
+        <w:tabs>
+          <w:tab w:val="num" w:pos="5760"/>
+        </w:tabs>
+        <w:ind w:left="5760" w:hanging="360"/>
+      </w:pPr>
+      <w:rPr>
+        <w:rFonts w:ascii="Wingdings" w:hAnsi="Wingdings" w:hint="default"/>
+        <w:sz w:val="20"/>
+      </w:rPr>
+    </w:lvl>
+    <w:lvl w:ilvl="8" w:tentative="1">
+      <w:start w:val="1"/>
+      <w:numFmt w:val="bullet"/>
+      <w:lvlText w:val=""/>
+      <w:lvlJc w:val="left"/>
+      <w:pPr>
+        <w:tabs>
+          <w:tab w:val="num" w:pos="6480"/>
+        </w:tabs>
+        <w:ind w:left="6480" w:hanging="360"/>
+      </w:pPr>
+      <w:rPr>
+        <w:rFonts w:ascii="Wingdings" w:hAnsi="Wingdings" w:hint="default"/>
+        <w:sz w:val="20"/>
+      </w:rPr>
+    </w:lvl>
+  </w:abstractNum>
   <w:num w:numId="1" w16cid:durableId="1886480698">
-    <w:abstractNumId w:val="9"/>
+    <w:abstractNumId w:val="11"/>
   </w:num>
   <w:num w:numId="2" w16cid:durableId="1862740425">
     <w:abstractNumId w:val="8"/>
@@ -1401,7 +2152,7 @@
     <w:abstractNumId w:val="6"/>
   </w:num>
   <w:num w:numId="5" w16cid:durableId="1066997646">
-    <w:abstractNumId w:val="10"/>
+    <w:abstractNumId w:val="12"/>
   </w:num>
   <w:num w:numId="6" w16cid:durableId="411008311">
     <w:abstractNumId w:val="7"/>
@@ -1413,7 +2164,7 @@
     <w:abstractNumId w:val="2"/>
   </w:num>
   <w:num w:numId="9" w16cid:durableId="163325373">
-    <w:abstractNumId w:val="11"/>
+    <w:abstractNumId w:val="13"/>
   </w:num>
   <w:num w:numId="10" w16cid:durableId="646086409">
     <w:abstractNumId w:val="3"/>
@@ -1423,6 +2174,18 @@
   </w:num>
   <w:num w:numId="12" w16cid:durableId="807434468">
     <w:abstractNumId w:val="0"/>
+  </w:num>
+  <w:num w:numId="13" w16cid:durableId="1397128568">
+    <w:abstractNumId w:val="10"/>
+  </w:num>
+  <w:num w:numId="14" w16cid:durableId="1665089546">
+    <w:abstractNumId w:val="14"/>
+  </w:num>
+  <w:num w:numId="15" w16cid:durableId="1866671132">
+    <w:abstractNumId w:val="9"/>
+  </w:num>
+  <w:num w:numId="16" w16cid:durableId="146363962">
+    <w:abstractNumId w:val="15"/>
   </w:num>
 </w:numbering>
 </file>
@@ -2343,6 +3106,46 @@
       <w:spacing w:val="5"/>
     </w:rPr>
   </w:style>
+  <w:style w:type="paragraph" w:styleId="NormalWeb">
+    <w:name w:val="Normal (Web)"/>
+    <w:basedOn w:val="Normal"/>
+    <w:uiPriority w:val="99"/>
+    <w:unhideWhenUsed/>
+    <w:rsid w:val="007E555E"/>
+    <w:pPr>
+      <w:spacing w:before="100" w:beforeAutospacing="1" w:after="100" w:afterAutospacing="1" w:line="240" w:lineRule="auto"/>
+    </w:pPr>
+    <w:rPr>
+      <w:rFonts w:ascii="Times New Roman" w:eastAsia="Times New Roman" w:hAnsi="Times New Roman" w:cs="Times New Roman"/>
+      <w:kern w:val="0"/>
+      <w:lang w:eastAsia="en-ID"/>
+      <w14:ligatures w14:val="none"/>
+    </w:rPr>
+  </w:style>
+  <w:style w:type="character" w:styleId="Strong">
+    <w:name w:val="Strong"/>
+    <w:basedOn w:val="DefaultParagraphFont"/>
+    <w:uiPriority w:val="22"/>
+    <w:qFormat/>
+    <w:rsid w:val="007E555E"/>
+    <w:rPr>
+      <w:b/>
+      <w:bCs/>
+    </w:rPr>
+  </w:style>
+  <w:style w:type="character" w:styleId="HTMLCode">
+    <w:name w:val="HTML Code"/>
+    <w:basedOn w:val="DefaultParagraphFont"/>
+    <w:uiPriority w:val="99"/>
+    <w:semiHidden/>
+    <w:unhideWhenUsed/>
+    <w:rsid w:val="007E555E"/>
+    <w:rPr>
+      <w:rFonts w:ascii="Courier New" w:eastAsia="Times New Roman" w:hAnsi="Courier New" w:cs="Courier New"/>
+      <w:sz w:val="20"/>
+      <w:szCs w:val="20"/>
+    </w:rPr>
+  </w:style>
 </w:styles>
 </file>
 
